--- a/CV Jeroen Denayer.docx
+++ b/CV Jeroen Denayer.docx
@@ -108,21 +108,6 @@
         </w:tc>
       </w:tr>
     </w:tbl>
-    <w:p>
-      <w:pPr>
-        <w:tabs>
-          <w:tab w:val="left" w:pos="4218"/>
-          <w:tab w:val="left" w:pos="5069"/>
-          <w:tab w:val="left" w:pos="9888"/>
-        </w:tabs>
-        <w:rPr>
-          <w:rFonts w:ascii="Calibri Light" w:hAnsi="Calibri Light"/>
-          <w:b/>
-          <w:bCs/>
-          <w:lang w:val="en-US"/>
-        </w:rPr>
-      </w:pPr>
-    </w:p>
     <w:p>
       <w:pPr>
         <w:tabs>
@@ -2333,7 +2318,25 @@
                 <w:szCs w:val="20"/>
                 <w:lang w:val="en-US"/>
               </w:rPr>
-              <w:t>Technical exec globally covering AB-Inbev.</w:t>
+              <w:t>Technical exec globally covering AB-</w:t>
+            </w:r>
+            <w:proofErr w:type="spellStart"/>
+            <w:r>
+              <w:rPr>
+                <w:rFonts w:ascii="Calibri Light" w:hAnsi="Calibri Light"/>
+                <w:szCs w:val="20"/>
+                <w:lang w:val="en-US"/>
+              </w:rPr>
+              <w:t>Inbev</w:t>
+            </w:r>
+            <w:proofErr w:type="spellEnd"/>
+            <w:r>
+              <w:rPr>
+                <w:rFonts w:ascii="Calibri Light" w:hAnsi="Calibri Light"/>
+                <w:szCs w:val="20"/>
+                <w:lang w:val="en-US"/>
+              </w:rPr>
+              <w:t>.</w:t>
             </w:r>
           </w:p>
         </w:tc>
@@ -2675,53 +2678,14 @@
                 <w:bCs/>
               </w:rPr>
             </w:pPr>
+            <w:bookmarkStart w:id="0" w:name="_Hlk213240513"/>
             <w:r>
               <w:rPr>
                 <w:rFonts w:ascii="Calibri Light" w:hAnsi="Calibri Light"/>
                 <w:b w:val="0"/>
                 <w:bCs/>
               </w:rPr>
-              <w:t>06</w:t>
-            </w:r>
-            <w:r>
-              <w:rPr>
-                <w:rFonts w:ascii="Calibri Light" w:hAnsi="Calibri Light"/>
-                <w:b w:val="0"/>
-                <w:bCs/>
-              </w:rPr>
-              <w:t xml:space="preserve"> </w:t>
-            </w:r>
-            <w:r>
-              <w:rPr>
-                <w:rFonts w:ascii="Calibri Light" w:hAnsi="Calibri Light"/>
-                <w:b w:val="0"/>
-                <w:bCs/>
-              </w:rPr>
-              <w:t>-</w:t>
-            </w:r>
-            <w:r>
-              <w:rPr>
-                <w:rFonts w:ascii="Calibri Light" w:hAnsi="Calibri Light"/>
-                <w:b w:val="0"/>
-                <w:bCs/>
-              </w:rPr>
-              <w:t xml:space="preserve"> </w:t>
-            </w:r>
-            <w:r>
-              <w:rPr>
-                <w:rFonts w:ascii="Calibri Light" w:hAnsi="Calibri Light"/>
-                <w:b w:val="0"/>
-                <w:bCs/>
-              </w:rPr>
-              <w:t>1</w:t>
-            </w:r>
-            <w:r>
-              <w:rPr>
-                <w:rFonts w:ascii="Calibri Light" w:hAnsi="Calibri Light"/>
-                <w:b w:val="0"/>
-                <w:bCs/>
-              </w:rPr>
-              <w:t>1</w:t>
+              <w:t>23 - 25</w:t>
             </w:r>
           </w:p>
           <w:p>
@@ -2758,13 +2722,7 @@
               <w:rPr>
                 <w:rFonts w:ascii="Calibri Light" w:hAnsi="Calibri Light"/>
               </w:rPr>
-              <w:t>Senior</w:t>
-            </w:r>
-            <w:r>
-              <w:rPr>
-                <w:rFonts w:ascii="Calibri Light" w:hAnsi="Calibri Light"/>
-              </w:rPr>
-              <w:t xml:space="preserve"> Architect</w:t>
+              <w:t>Student</w:t>
             </w:r>
           </w:p>
           <w:p>
@@ -2799,17 +2757,25 @@
             <w:pPr>
               <w:pStyle w:val="CVRol"/>
               <w:spacing w:line="240" w:lineRule="auto"/>
-              <w:ind w:left="0" w:right="28"/>
-              <w:rPr>
-                <w:rFonts w:ascii="Calibri Light" w:hAnsi="Calibri Light"/>
-              </w:rPr>
-            </w:pPr>
-            <w:r>
-              <w:rPr>
-                <w:rFonts w:ascii="Calibri Light" w:hAnsi="Calibri Light"/>
-              </w:rPr>
-              <w:t>IBM</w:t>
-            </w:r>
+              <w:ind w:left="0"/>
+              <w:rPr>
+                <w:rFonts w:ascii="Calibri Light" w:hAnsi="Calibri Light"/>
+              </w:rPr>
+            </w:pPr>
+            <w:r>
+              <w:rPr>
+                <w:rFonts w:ascii="Calibri Light" w:hAnsi="Calibri Light"/>
+              </w:rPr>
+              <w:t xml:space="preserve">Digital Arts and Entertainment </w:t>
+            </w:r>
+            <w:proofErr w:type="spellStart"/>
+            <w:r>
+              <w:rPr>
+                <w:rFonts w:ascii="Calibri Light" w:hAnsi="Calibri Light"/>
+              </w:rPr>
+              <w:t>Howest</w:t>
+            </w:r>
+            <w:proofErr w:type="spellEnd"/>
           </w:p>
           <w:p>
             <w:pPr>
@@ -2825,19 +2791,7 @@
               <w:rPr>
                 <w:rFonts w:ascii="Calibri Light" w:hAnsi="Calibri Light"/>
               </w:rPr>
-              <w:t>Software Group</w:t>
-            </w:r>
-            <w:r>
-              <w:rPr>
-                <w:rFonts w:ascii="Calibri Light" w:hAnsi="Calibri Light"/>
-              </w:rPr>
-              <w:br/>
-            </w:r>
-            <w:r>
-              <w:rPr>
-                <w:rFonts w:ascii="Calibri Light" w:hAnsi="Calibri Light"/>
-              </w:rPr>
-              <w:t xml:space="preserve"> </w:t>
+              <w:t>Game Development</w:t>
             </w:r>
           </w:p>
         </w:tc>
@@ -2865,83 +2819,151 @@
               <w:rPr>
                 <w:rFonts w:ascii="Calibri Light" w:hAnsi="Calibri Light"/>
                 <w:szCs w:val="20"/>
-                <w:lang w:val="en-US"/>
-              </w:rPr>
-              <w:t xml:space="preserve">Developing the architecture to support </w:t>
-            </w:r>
-            <w:r>
-              <w:rPr>
-                <w:rFonts w:ascii="Calibri Light" w:hAnsi="Calibri Light"/>
-                <w:szCs w:val="20"/>
-                <w:lang w:val="en-US"/>
-              </w:rPr>
-              <w:t>the</w:t>
-            </w:r>
-            <w:r>
-              <w:rPr>
-                <w:rFonts w:ascii="Calibri Light" w:hAnsi="Calibri Light"/>
-                <w:szCs w:val="20"/>
-                <w:lang w:val="en-US"/>
-              </w:rPr>
-              <w:t xml:space="preserve"> </w:t>
-            </w:r>
-            <w:r>
-              <w:rPr>
-                <w:rFonts w:ascii="Calibri Light" w:hAnsi="Calibri Light"/>
-                <w:szCs w:val="20"/>
-                <w:lang w:val="en-US"/>
-              </w:rPr>
-              <w:t xml:space="preserve">retail banking and payments </w:t>
-            </w:r>
-            <w:r>
-              <w:rPr>
-                <w:rFonts w:ascii="Calibri Light" w:hAnsi="Calibri Light"/>
-                <w:szCs w:val="20"/>
-                <w:lang w:val="en-US"/>
-              </w:rPr>
-              <w:t xml:space="preserve">transformation </w:t>
-            </w:r>
-            <w:r>
-              <w:rPr>
-                <w:rFonts w:ascii="Calibri Light" w:hAnsi="Calibri Light"/>
-                <w:szCs w:val="20"/>
-                <w:lang w:val="en-US"/>
-              </w:rPr>
-              <w:t xml:space="preserve">for </w:t>
-            </w:r>
-            <w:r>
-              <w:rPr>
-                <w:rFonts w:ascii="Calibri Light" w:hAnsi="Calibri Light"/>
-                <w:szCs w:val="20"/>
-                <w:lang w:val="en-US"/>
-              </w:rPr>
-              <w:t>major</w:t>
-            </w:r>
-            <w:r>
-              <w:rPr>
-                <w:rFonts w:ascii="Calibri Light" w:hAnsi="Calibri Light"/>
-                <w:szCs w:val="20"/>
-                <w:lang w:val="en-US"/>
-              </w:rPr>
-              <w:t xml:space="preserve"> banks (</w:t>
-            </w:r>
-            <w:r>
-              <w:rPr>
-                <w:rFonts w:ascii="Calibri Light" w:hAnsi="Calibri Light"/>
-                <w:szCs w:val="20"/>
-                <w:lang w:val="en-US"/>
-              </w:rPr>
-              <w:t>KBC, BNPP, ING, Dexia</w:t>
-            </w:r>
-            <w:r>
-              <w:rPr>
-                <w:rFonts w:ascii="Calibri Light" w:hAnsi="Calibri Light"/>
-                <w:szCs w:val="20"/>
-                <w:lang w:val="en-US"/>
-              </w:rPr>
-              <w:t>).</w:t>
-            </w:r>
-          </w:p>
+                <w:lang w:val="en-GB"/>
+              </w:rPr>
+              <w:t>Developing skills in C++ gameplay and engine programming, shader and tool development, with work spanning graphics, AI, UI and core engine systems, including real-time rendering with Vulkan and custom WPF tools in C#, all aimed at building efficient, performance-focused games and development pipelines.</w:t>
+            </w:r>
+          </w:p>
+        </w:tc>
+      </w:tr>
+      <w:bookmarkEnd w:id="0"/>
+      <w:tr>
+        <w:tc>
+          <w:tcPr>
+            <w:tcW w:w="851" w:type="dxa"/>
+            <w:tcBorders>
+              <w:top w:val="single" w:sz="4" w:space="0" w:color="4D4D4D"/>
+              <w:left w:val="nil"/>
+              <w:bottom w:val="single" w:sz="4" w:space="0" w:color="4D4D4D"/>
+              <w:right w:val="nil"/>
+            </w:tcBorders>
+          </w:tcPr>
+          <w:p>
+            <w:pPr>
+              <w:pStyle w:val="CVRol"/>
+              <w:spacing w:line="240" w:lineRule="auto"/>
+              <w:ind w:left="0"/>
+              <w:rPr>
+                <w:rFonts w:ascii="Calibri Light" w:hAnsi="Calibri Light"/>
+                <w:b w:val="0"/>
+                <w:bCs/>
+              </w:rPr>
+            </w:pPr>
+            <w:r>
+              <w:rPr>
+                <w:rFonts w:ascii="Calibri Light" w:hAnsi="Calibri Light"/>
+                <w:b w:val="0"/>
+                <w:bCs/>
+              </w:rPr>
+              <w:t>22</w:t>
+            </w:r>
+            <w:r>
+              <w:rPr>
+                <w:rFonts w:ascii="Calibri Light" w:hAnsi="Calibri Light"/>
+                <w:b w:val="0"/>
+                <w:bCs/>
+              </w:rPr>
+              <w:t xml:space="preserve"> - </w:t>
+            </w:r>
+            <w:r>
+              <w:rPr>
+                <w:rFonts w:ascii="Calibri Light" w:hAnsi="Calibri Light"/>
+                <w:b w:val="0"/>
+                <w:bCs/>
+              </w:rPr>
+              <w:t>23</w:t>
+            </w:r>
+          </w:p>
+        </w:tc>
+        <w:tc>
+          <w:tcPr>
+            <w:tcW w:w="1701" w:type="dxa"/>
+            <w:tcBorders>
+              <w:top w:val="single" w:sz="4" w:space="0" w:color="4D4D4D"/>
+              <w:left w:val="nil"/>
+              <w:bottom w:val="single" w:sz="4" w:space="0" w:color="4D4D4D"/>
+              <w:right w:val="nil"/>
+            </w:tcBorders>
+          </w:tcPr>
+          <w:p>
+            <w:pPr>
+              <w:pStyle w:val="CVRol"/>
+              <w:spacing w:line="240" w:lineRule="auto"/>
+              <w:ind w:left="0"/>
+              <w:rPr>
+                <w:rFonts w:ascii="Calibri Light" w:hAnsi="Calibri Light"/>
+              </w:rPr>
+            </w:pPr>
+            <w:r>
+              <w:rPr>
+                <w:rFonts w:ascii="Calibri Light" w:hAnsi="Calibri Light"/>
+              </w:rPr>
+              <w:t xml:space="preserve">Internship / </w:t>
+            </w:r>
+            <w:r>
+              <w:rPr>
+                <w:rFonts w:ascii="Calibri Light" w:hAnsi="Calibri Light"/>
+              </w:rPr>
+              <w:t>Technical Artist</w:t>
+            </w:r>
+          </w:p>
+          <w:p>
+            <w:pPr>
+              <w:numPr>
+                <w:ilvl w:val="12"/>
+                <w:numId w:val="0"/>
+              </w:numPr>
+              <w:spacing w:before="60" w:after="20"/>
+              <w:rPr>
+                <w:rFonts w:ascii="Calibri Light" w:hAnsi="Calibri Light" w:cs="Arial"/>
+                <w:sz w:val="18"/>
+                <w:szCs w:val="18"/>
+                <w:lang w:val="en-US"/>
+              </w:rPr>
+            </w:pPr>
+          </w:p>
+        </w:tc>
+        <w:tc>
+          <w:tcPr>
+            <w:tcW w:w="1559" w:type="dxa"/>
+            <w:tcBorders>
+              <w:top w:val="single" w:sz="4" w:space="0" w:color="4D4D4D"/>
+              <w:left w:val="nil"/>
+              <w:bottom w:val="single" w:sz="4" w:space="0" w:color="4D4D4D"/>
+              <w:right w:val="nil"/>
+            </w:tcBorders>
+          </w:tcPr>
+          <w:p>
+            <w:pPr>
+              <w:pStyle w:val="CVRol"/>
+              <w:spacing w:line="240" w:lineRule="auto"/>
+              <w:ind w:left="0"/>
+              <w:rPr>
+                <w:rFonts w:ascii="Calibri Light" w:hAnsi="Calibri Light"/>
+                <w:w w:val="90"/>
+              </w:rPr>
+            </w:pPr>
+            <w:proofErr w:type="spellStart"/>
+            <w:r>
+              <w:rPr>
+                <w:rFonts w:ascii="Calibri Light" w:hAnsi="Calibri Light"/>
+                <w:w w:val="90"/>
+              </w:rPr>
+              <w:t>Neopica</w:t>
+            </w:r>
+            <w:proofErr w:type="spellEnd"/>
+          </w:p>
+        </w:tc>
+        <w:tc>
+          <w:tcPr>
+            <w:tcW w:w="4678" w:type="dxa"/>
+            <w:tcBorders>
+              <w:top w:val="single" w:sz="4" w:space="0" w:color="4D4D4D"/>
+              <w:left w:val="nil"/>
+              <w:bottom w:val="single" w:sz="4" w:space="0" w:color="4D4D4D"/>
+              <w:right w:val="nil"/>
+            </w:tcBorders>
+          </w:tcPr>
           <w:p>
             <w:pPr>
               <w:pStyle w:val="CVTekst"/>
@@ -2956,113 +2978,57 @@
               <w:rPr>
                 <w:rFonts w:ascii="Calibri Light" w:hAnsi="Calibri Light"/>
                 <w:szCs w:val="20"/>
-                <w:lang w:val="en-US"/>
-              </w:rPr>
-              <w:t>M</w:t>
+                <w:lang w:val="en-GB"/>
+              </w:rPr>
+              <w:t xml:space="preserve">Building and maintaining a set of Houdini-based procedural tools for Unreal Engine, each handling a specific part of the level pipeline—terrain, road, cliff, vegetation </w:t>
             </w:r>
             <w:r>
               <w:rPr>
                 <w:rFonts w:ascii="Calibri Light" w:hAnsi="Calibri Light"/>
                 <w:szCs w:val="20"/>
-                <w:lang w:val="en-US"/>
-              </w:rPr>
-              <w:t xml:space="preserve">ember of the worldwide SOA Champion team. Helping clients take the </w:t>
+                <w:lang w:val="en-GB"/>
+              </w:rPr>
+              <w:t>generation/placement</w:t>
             </w:r>
             <w:r>
               <w:rPr>
                 <w:rFonts w:ascii="Calibri Light" w:hAnsi="Calibri Light"/>
                 <w:szCs w:val="20"/>
-                <w:lang w:val="en-US"/>
-              </w:rPr>
-              <w:t>next step</w:t>
+                <w:lang w:val="en-GB"/>
+              </w:rPr>
+              <w:t>—linked together through PCG so large worlds could be generated efficiently</w:t>
             </w:r>
             <w:r>
               <w:rPr>
                 <w:rFonts w:ascii="Calibri Light" w:hAnsi="Calibri Light"/>
                 <w:szCs w:val="20"/>
-                <w:lang w:val="en-US"/>
-              </w:rPr>
-              <w:t xml:space="preserve"> in their evolution towards a S</w:t>
+                <w:lang w:val="en-GB"/>
+              </w:rPr>
+              <w:t xml:space="preserve"> </w:t>
             </w:r>
             <w:r>
               <w:rPr>
                 <w:rFonts w:ascii="Calibri Light" w:hAnsi="Calibri Light"/>
                 <w:szCs w:val="20"/>
-                <w:lang w:val="en-US"/>
-              </w:rPr>
-              <w:t xml:space="preserve">ervice </w:t>
+                <w:lang w:val="en-GB"/>
+              </w:rPr>
+              <w:t>in</w:t>
             </w:r>
             <w:r>
               <w:rPr>
                 <w:rFonts w:ascii="Calibri Light" w:hAnsi="Calibri Light"/>
                 <w:szCs w:val="20"/>
-                <w:lang w:val="en-US"/>
-              </w:rPr>
-              <w:t>O</w:t>
+                <w:lang w:val="en-GB"/>
+              </w:rPr>
+              <w:t xml:space="preserve"> </w:t>
             </w:r>
             <w:r>
               <w:rPr>
                 <w:rFonts w:ascii="Calibri Light" w:hAnsi="Calibri Light"/>
                 <w:szCs w:val="20"/>
-                <w:lang w:val="en-US"/>
-              </w:rPr>
-              <w:t xml:space="preserve">riented </w:t>
-            </w:r>
-            <w:r>
-              <w:rPr>
-                <w:rFonts w:ascii="Calibri Light" w:hAnsi="Calibri Light"/>
-                <w:szCs w:val="20"/>
-                <w:lang w:val="en-US"/>
-              </w:rPr>
-              <w:t>A</w:t>
-            </w:r>
-            <w:r>
-              <w:rPr>
-                <w:rFonts w:ascii="Calibri Light" w:hAnsi="Calibri Light"/>
-                <w:szCs w:val="20"/>
-                <w:lang w:val="en-US"/>
-              </w:rPr>
-              <w:t>rchitecture</w:t>
-            </w:r>
-            <w:r>
-              <w:rPr>
-                <w:rFonts w:ascii="Calibri Light" w:hAnsi="Calibri Light"/>
-                <w:szCs w:val="20"/>
-                <w:lang w:val="en-US"/>
-              </w:rPr>
-              <w:t>.</w:t>
-            </w:r>
-            <w:r>
-              <w:rPr>
-                <w:rFonts w:ascii="Calibri Light" w:hAnsi="Calibri Light"/>
-                <w:szCs w:val="20"/>
-                <w:lang w:val="en-US"/>
-              </w:rPr>
-              <w:t xml:space="preserve"> Delivering internal and external presentations and training.</w:t>
-            </w:r>
-            <w:r>
-              <w:rPr>
-                <w:rFonts w:ascii="Calibri Light" w:hAnsi="Calibri Light"/>
-                <w:szCs w:val="20"/>
-                <w:lang w:val="en-US"/>
-              </w:rPr>
-              <w:t xml:space="preserve"> Creating certification tests. Developing reusable assets. </w:t>
-            </w:r>
-            <w:r>
-              <w:rPr>
-                <w:rFonts w:ascii="Calibri Light" w:hAnsi="Calibri Light"/>
-                <w:szCs w:val="20"/>
-                <w:lang w:val="en-US"/>
-              </w:rPr>
-              <w:t>R</w:t>
-            </w:r>
-            <w:r>
-              <w:rPr>
-                <w:rFonts w:ascii="Calibri Light" w:hAnsi="Calibri Light"/>
-                <w:szCs w:val="20"/>
-                <w:lang w:val="en-US"/>
-              </w:rPr>
-              <w:t>eviewing patent requests.</w:t>
+                <w:lang w:val="en-GB"/>
+              </w:rPr>
+              <w:t>chunks. Responsible for extending functionality, solving pipeline issues, and keeping the tools flexible and performant for environment artists.</w:t>
             </w:r>
           </w:p>
         </w:tc>
@@ -3095,7 +3061,7 @@
                 <w:b w:val="0"/>
                 <w:bCs/>
               </w:rPr>
-              <w:t>01 - 0</w:t>
+              <w:t>19</w:t>
             </w:r>
             <w:r>
               <w:rPr>
@@ -3103,7 +3069,15 @@
                 <w:b w:val="0"/>
                 <w:bCs/>
               </w:rPr>
-              <w:t>5</w:t>
+              <w:t xml:space="preserve"> - </w:t>
+            </w:r>
+            <w:r>
+              <w:rPr>
+                <w:rFonts w:ascii="Calibri Light" w:hAnsi="Calibri Light"/>
+                <w:b w:val="0"/>
+                <w:bCs/>
+              </w:rPr>
+              <w:t>22</w:t>
             </w:r>
           </w:p>
         </w:tc>
@@ -3130,25 +3104,8 @@
               <w:rPr>
                 <w:rFonts w:ascii="Calibri Light" w:hAnsi="Calibri Light"/>
               </w:rPr>
-              <w:t>Senior Architect</w:t>
-            </w:r>
-          </w:p>
-          <w:p>
-            <w:pPr>
-              <w:numPr>
-                <w:ilvl w:val="12"/>
-                <w:numId w:val="0"/>
-              </w:numPr>
-              <w:spacing w:before="60" w:after="100"/>
-              <w:ind w:right="-91"/>
-              <w:jc w:val="both"/>
-              <w:rPr>
-                <w:rFonts w:ascii="Calibri Light" w:hAnsi="Calibri Light"/>
-                <w:sz w:val="18"/>
-                <w:szCs w:val="18"/>
-                <w:lang w:val="en-US"/>
-              </w:rPr>
-            </w:pPr>
+              <w:t>Student</w:t>
+            </w:r>
           </w:p>
         </w:tc>
         <w:tc>
@@ -3174,29 +3131,57 @@
               <w:rPr>
                 <w:rFonts w:ascii="Calibri Light" w:hAnsi="Calibri Light"/>
               </w:rPr>
-              <w:t>IBM</w:t>
-            </w:r>
-          </w:p>
-          <w:p>
-            <w:pPr>
-              <w:pStyle w:val="StyleCVRol8ptNotBold"/>
-              <w:spacing w:line="240" w:lineRule="auto"/>
-              <w:ind w:left="0"/>
-              <w:rPr>
-                <w:rFonts w:ascii="Calibri Light" w:hAnsi="Calibri Light"/>
-              </w:rPr>
-            </w:pPr>
-            <w:r>
-              <w:rPr>
-                <w:rFonts w:ascii="Calibri Light" w:hAnsi="Calibri Light"/>
-              </w:rPr>
-              <w:t>Global Business Service</w:t>
-            </w:r>
-            <w:r>
-              <w:rPr>
-                <w:rFonts w:ascii="Calibri Light" w:hAnsi="Calibri Light"/>
-              </w:rPr>
-              <w:t>s</w:t>
+              <w:t xml:space="preserve">Digital Arts and Entertainment </w:t>
+            </w:r>
+            <w:proofErr w:type="spellStart"/>
+            <w:r>
+              <w:rPr>
+                <w:rFonts w:ascii="Calibri Light" w:hAnsi="Calibri Light"/>
+              </w:rPr>
+              <w:t>Howest</w:t>
+            </w:r>
+            <w:proofErr w:type="spellEnd"/>
+          </w:p>
+          <w:p>
+            <w:pPr>
+              <w:pStyle w:val="Heading7"/>
+              <w:keepNext w:val="0"/>
+              <w:spacing w:before="180" w:line="240" w:lineRule="auto"/>
+              <w:ind w:left="0" w:right="-91"/>
+              <w:rPr>
+                <w:rFonts w:ascii="Calibri Light" w:hAnsi="Calibri Light" w:cs="Arial"/>
+                <w:sz w:val="16"/>
+                <w:szCs w:val="16"/>
+                <w:lang w:val="en-US"/>
+              </w:rPr>
+            </w:pPr>
+            <w:r>
+              <w:rPr>
+                <w:rFonts w:ascii="Calibri Light" w:hAnsi="Calibri Light"/>
+                <w:b w:val="0"/>
+                <w:bCs/>
+                <w:sz w:val="16"/>
+                <w:szCs w:val="16"/>
+              </w:rPr>
+              <w:t>Game</w:t>
+            </w:r>
+            <w:r>
+              <w:rPr>
+                <w:rFonts w:ascii="Calibri Light" w:hAnsi="Calibri Light"/>
+                <w:sz w:val="16"/>
+                <w:szCs w:val="16"/>
+              </w:rPr>
+              <w:t xml:space="preserve"> </w:t>
+            </w:r>
+            <w:r>
+              <w:rPr>
+                <w:rFonts w:ascii="Calibri Light" w:hAnsi="Calibri Light"/>
+                <w:b w:val="0"/>
+                <w:bCs/>
+                <w:sz w:val="16"/>
+                <w:szCs w:val="16"/>
+              </w:rPr>
+              <w:t>Graphics Production</w:t>
             </w:r>
           </w:p>
         </w:tc>
@@ -3224,449 +3209,27 @@
               <w:rPr>
                 <w:rFonts w:ascii="Calibri Light" w:hAnsi="Calibri Light"/>
                 <w:szCs w:val="20"/>
-                <w:lang w:val="en-US"/>
-              </w:rPr>
-              <w:t xml:space="preserve">Defining solutions in heterogeneous environments. Evaluating alternatives. End-to-end </w:t>
-            </w:r>
-            <w:r>
-              <w:rPr>
-                <w:rFonts w:ascii="Calibri Light" w:hAnsi="Calibri Light"/>
-                <w:szCs w:val="20"/>
-                <w:lang w:val="en-US"/>
-              </w:rPr>
-              <w:t>responsibility</w:t>
-            </w:r>
-            <w:r>
-              <w:rPr>
-                <w:rFonts w:ascii="Calibri Light" w:hAnsi="Calibri Light"/>
-                <w:szCs w:val="20"/>
-                <w:lang w:val="en-US"/>
-              </w:rPr>
-              <w:t xml:space="preserve"> for the </w:t>
-            </w:r>
-            <w:r>
-              <w:rPr>
-                <w:rFonts w:ascii="Calibri Light" w:hAnsi="Calibri Light"/>
-                <w:szCs w:val="20"/>
-                <w:lang w:val="en-US"/>
-              </w:rPr>
-              <w:t>successful</w:t>
-            </w:r>
-            <w:r>
-              <w:rPr>
-                <w:rFonts w:ascii="Calibri Light" w:hAnsi="Calibri Light"/>
-                <w:szCs w:val="20"/>
-                <w:lang w:val="en-US"/>
-              </w:rPr>
-              <w:t xml:space="preserve"> delivery of complex projects within contractual cost- and time objectives. Coaching of architects, </w:t>
-            </w:r>
-            <w:r>
-              <w:rPr>
-                <w:rFonts w:ascii="Calibri Light" w:hAnsi="Calibri Light"/>
-                <w:szCs w:val="20"/>
-                <w:lang w:val="en-US"/>
-              </w:rPr>
-              <w:t>analysts,</w:t>
-            </w:r>
-            <w:r>
-              <w:rPr>
-                <w:rFonts w:ascii="Calibri Light" w:hAnsi="Calibri Light"/>
-                <w:szCs w:val="20"/>
-                <w:lang w:val="en-US"/>
-              </w:rPr>
-              <w:t xml:space="preserve"> and </w:t>
-            </w:r>
-            <w:r>
-              <w:rPr>
-                <w:rFonts w:ascii="Calibri Light" w:hAnsi="Calibri Light"/>
-                <w:szCs w:val="20"/>
-                <w:lang w:val="en-US"/>
-              </w:rPr>
-              <w:t>developers</w:t>
-            </w:r>
-            <w:r>
-              <w:rPr>
-                <w:rFonts w:ascii="Calibri Light" w:hAnsi="Calibri Light"/>
-                <w:szCs w:val="20"/>
-                <w:lang w:val="en-US"/>
-              </w:rPr>
-              <w:t>.</w:t>
-            </w:r>
-          </w:p>
-        </w:tc>
-      </w:tr>
-      <w:tr>
-        <w:tc>
-          <w:tcPr>
-            <w:tcW w:w="851" w:type="dxa"/>
-            <w:tcBorders>
-              <w:top w:val="single" w:sz="4" w:space="0" w:color="4D4D4D"/>
-              <w:left w:val="nil"/>
-              <w:bottom w:val="single" w:sz="4" w:space="0" w:color="4D4D4D"/>
-              <w:right w:val="nil"/>
-            </w:tcBorders>
-          </w:tcPr>
-          <w:p>
-            <w:pPr>
-              <w:pStyle w:val="CVRol"/>
-              <w:spacing w:line="240" w:lineRule="auto"/>
-              <w:ind w:left="0"/>
-              <w:rPr>
-                <w:rFonts w:ascii="Calibri Light" w:hAnsi="Calibri Light"/>
-                <w:b w:val="0"/>
-                <w:bCs/>
-              </w:rPr>
-            </w:pPr>
-            <w:r>
-              <w:rPr>
-                <w:rFonts w:ascii="Calibri Light" w:hAnsi="Calibri Light"/>
-                <w:b w:val="0"/>
-                <w:bCs/>
-              </w:rPr>
-              <w:t>22</w:t>
-            </w:r>
-            <w:r>
-              <w:rPr>
-                <w:rFonts w:ascii="Calibri Light" w:hAnsi="Calibri Light"/>
-                <w:b w:val="0"/>
-                <w:bCs/>
-              </w:rPr>
-              <w:t xml:space="preserve"> - </w:t>
-            </w:r>
-            <w:r>
-              <w:rPr>
-                <w:rFonts w:ascii="Calibri Light" w:hAnsi="Calibri Light"/>
-                <w:b w:val="0"/>
-                <w:bCs/>
-              </w:rPr>
-              <w:t>23</w:t>
-            </w:r>
-          </w:p>
-        </w:tc>
-        <w:tc>
-          <w:tcPr>
-            <w:tcW w:w="1701" w:type="dxa"/>
-            <w:tcBorders>
-              <w:top w:val="single" w:sz="4" w:space="0" w:color="4D4D4D"/>
-              <w:left w:val="nil"/>
-              <w:bottom w:val="single" w:sz="4" w:space="0" w:color="4D4D4D"/>
-              <w:right w:val="nil"/>
-            </w:tcBorders>
-          </w:tcPr>
-          <w:p>
-            <w:pPr>
-              <w:pStyle w:val="CVRol"/>
-              <w:spacing w:line="240" w:lineRule="auto"/>
-              <w:ind w:left="0"/>
-              <w:rPr>
-                <w:rFonts w:ascii="Calibri Light" w:hAnsi="Calibri Light"/>
-              </w:rPr>
-            </w:pPr>
-            <w:r>
-              <w:rPr>
-                <w:rFonts w:ascii="Calibri Light" w:hAnsi="Calibri Light"/>
-              </w:rPr>
-              <w:t xml:space="preserve">Internship / </w:t>
-            </w:r>
-            <w:r>
-              <w:rPr>
-                <w:rFonts w:ascii="Calibri Light" w:hAnsi="Calibri Light"/>
-              </w:rPr>
-              <w:t>Technical Artist</w:t>
-            </w:r>
-          </w:p>
-          <w:p>
-            <w:pPr>
-              <w:numPr>
-                <w:ilvl w:val="12"/>
-                <w:numId w:val="0"/>
-              </w:numPr>
-              <w:spacing w:before="60" w:after="20"/>
-              <w:rPr>
-                <w:rFonts w:ascii="Calibri Light" w:hAnsi="Calibri Light" w:cs="Arial"/>
-                <w:sz w:val="18"/>
-                <w:szCs w:val="18"/>
-                <w:lang w:val="en-US"/>
-              </w:rPr>
-            </w:pPr>
-          </w:p>
-        </w:tc>
-        <w:tc>
-          <w:tcPr>
-            <w:tcW w:w="1559" w:type="dxa"/>
-            <w:tcBorders>
-              <w:top w:val="single" w:sz="4" w:space="0" w:color="4D4D4D"/>
-              <w:left w:val="nil"/>
-              <w:bottom w:val="single" w:sz="4" w:space="0" w:color="4D4D4D"/>
-              <w:right w:val="nil"/>
-            </w:tcBorders>
-          </w:tcPr>
-          <w:p>
-            <w:pPr>
-              <w:pStyle w:val="CVRol"/>
-              <w:spacing w:line="240" w:lineRule="auto"/>
-              <w:ind w:left="0"/>
-              <w:rPr>
-                <w:rFonts w:ascii="Calibri Light" w:hAnsi="Calibri Light"/>
-                <w:w w:val="90"/>
-              </w:rPr>
-            </w:pPr>
-            <w:r>
-              <w:rPr>
-                <w:rFonts w:ascii="Calibri Light" w:hAnsi="Calibri Light"/>
-                <w:w w:val="90"/>
-              </w:rPr>
-              <w:t>Neopica</w:t>
-            </w:r>
-          </w:p>
-        </w:tc>
-        <w:tc>
-          <w:tcPr>
-            <w:tcW w:w="4678" w:type="dxa"/>
-            <w:tcBorders>
-              <w:top w:val="single" w:sz="4" w:space="0" w:color="4D4D4D"/>
-              <w:left w:val="nil"/>
-              <w:bottom w:val="single" w:sz="4" w:space="0" w:color="4D4D4D"/>
-              <w:right w:val="nil"/>
-            </w:tcBorders>
-          </w:tcPr>
-          <w:p>
-            <w:pPr>
-              <w:pStyle w:val="CVTekst"/>
-              <w:spacing w:before="60" w:after="60"/>
-              <w:rPr>
-                <w:rFonts w:ascii="Calibri Light" w:hAnsi="Calibri Light"/>
-                <w:szCs w:val="20"/>
-                <w:lang w:val="en-US"/>
-              </w:rPr>
-            </w:pPr>
+                <w:lang w:val="en-GB"/>
+              </w:rPr>
+              <w:t xml:space="preserve">Developing skills in creating optimized 2D and 3D PBR game assets from </w:t>
+            </w:r>
+            <w:proofErr w:type="spellStart"/>
             <w:r>
               <w:rPr>
                 <w:rFonts w:ascii="Calibri Light" w:hAnsi="Calibri Light"/>
                 <w:szCs w:val="20"/>
                 <w:lang w:val="en-GB"/>
               </w:rPr>
-              <w:t xml:space="preserve">Building and maintaining a set of Houdini-based procedural tools for Unreal Engine, each handling a specific part of the level pipeline—terrain, road, cliff, vegetation </w:t>
-            </w:r>
+              <w:t>blockout</w:t>
+            </w:r>
+            <w:proofErr w:type="spellEnd"/>
             <w:r>
               <w:rPr>
                 <w:rFonts w:ascii="Calibri Light" w:hAnsi="Calibri Light"/>
                 <w:szCs w:val="20"/>
                 <w:lang w:val="en-GB"/>
               </w:rPr>
-              <w:t>generation/placement</w:t>
-            </w:r>
-            <w:r>
-              <w:rPr>
-                <w:rFonts w:ascii="Calibri Light" w:hAnsi="Calibri Light"/>
-                <w:szCs w:val="20"/>
-                <w:lang w:val="en-GB"/>
-              </w:rPr>
-              <w:t>—linked together through PCG so large worlds could be generated efficiently</w:t>
-            </w:r>
-            <w:r>
-              <w:rPr>
-                <w:rFonts w:ascii="Calibri Light" w:hAnsi="Calibri Light"/>
-                <w:szCs w:val="20"/>
-                <w:lang w:val="en-GB"/>
-              </w:rPr>
-              <w:t xml:space="preserve"> </w:t>
-            </w:r>
-            <w:r>
-              <w:rPr>
-                <w:rFonts w:ascii="Calibri Light" w:hAnsi="Calibri Light"/>
-                <w:szCs w:val="20"/>
-                <w:lang w:val="en-GB"/>
-              </w:rPr>
-              <w:t>in</w:t>
-            </w:r>
-            <w:r>
-              <w:rPr>
-                <w:rFonts w:ascii="Calibri Light" w:hAnsi="Calibri Light"/>
-                <w:szCs w:val="20"/>
-                <w:lang w:val="en-GB"/>
-              </w:rPr>
-              <w:t xml:space="preserve"> </w:t>
-            </w:r>
-            <w:r>
-              <w:rPr>
-                <w:rFonts w:ascii="Calibri Light" w:hAnsi="Calibri Light"/>
-                <w:szCs w:val="20"/>
-                <w:lang w:val="en-GB"/>
-              </w:rPr>
-              <w:t>chunks. Responsible for extending functionality, solving pipeline issues, and keeping the tools flexible and performant for environment artists.</w:t>
-            </w:r>
-          </w:p>
-        </w:tc>
-      </w:tr>
-      <w:tr>
-        <w:tc>
-          <w:tcPr>
-            <w:tcW w:w="851" w:type="dxa"/>
-            <w:tcBorders>
-              <w:top w:val="single" w:sz="4" w:space="0" w:color="4D4D4D"/>
-              <w:left w:val="nil"/>
-              <w:bottom w:val="single" w:sz="4" w:space="0" w:color="4D4D4D"/>
-              <w:right w:val="nil"/>
-            </w:tcBorders>
-          </w:tcPr>
-          <w:p>
-            <w:pPr>
-              <w:pStyle w:val="CVRol"/>
-              <w:spacing w:line="240" w:lineRule="auto"/>
-              <w:ind w:left="0"/>
-              <w:rPr>
-                <w:rFonts w:ascii="Calibri Light" w:hAnsi="Calibri Light"/>
-                <w:b w:val="0"/>
-                <w:bCs/>
-              </w:rPr>
-            </w:pPr>
-            <w:r>
-              <w:rPr>
-                <w:rFonts w:ascii="Calibri Light" w:hAnsi="Calibri Light"/>
-                <w:b w:val="0"/>
-                <w:bCs/>
-              </w:rPr>
-              <w:t>1</w:t>
-            </w:r>
-            <w:r>
-              <w:rPr>
-                <w:rFonts w:ascii="Calibri Light" w:hAnsi="Calibri Light"/>
-                <w:b w:val="0"/>
-                <w:bCs/>
-              </w:rPr>
-              <w:t>9</w:t>
-            </w:r>
-            <w:r>
-              <w:rPr>
-                <w:rFonts w:ascii="Calibri Light" w:hAnsi="Calibri Light"/>
-                <w:b w:val="0"/>
-                <w:bCs/>
-              </w:rPr>
-              <w:t xml:space="preserve"> - </w:t>
-            </w:r>
-            <w:r>
-              <w:rPr>
-                <w:rFonts w:ascii="Calibri Light" w:hAnsi="Calibri Light"/>
-                <w:b w:val="0"/>
-                <w:bCs/>
-              </w:rPr>
-              <w:t>2</w:t>
-            </w:r>
-            <w:r>
-              <w:rPr>
-                <w:rFonts w:ascii="Calibri Light" w:hAnsi="Calibri Light"/>
-                <w:b w:val="0"/>
-                <w:bCs/>
-              </w:rPr>
-              <w:t>2</w:t>
-            </w:r>
-          </w:p>
-        </w:tc>
-        <w:tc>
-          <w:tcPr>
-            <w:tcW w:w="1701" w:type="dxa"/>
-            <w:tcBorders>
-              <w:top w:val="single" w:sz="4" w:space="0" w:color="4D4D4D"/>
-              <w:left w:val="nil"/>
-              <w:bottom w:val="single" w:sz="4" w:space="0" w:color="4D4D4D"/>
-              <w:right w:val="nil"/>
-            </w:tcBorders>
-          </w:tcPr>
-          <w:p>
-            <w:pPr>
-              <w:pStyle w:val="CVRol"/>
-              <w:spacing w:line="240" w:lineRule="auto"/>
-              <w:ind w:left="0"/>
-              <w:rPr>
-                <w:rFonts w:ascii="Calibri Light" w:hAnsi="Calibri Light"/>
-              </w:rPr>
-            </w:pPr>
-            <w:r>
-              <w:rPr>
-                <w:rFonts w:ascii="Calibri Light" w:hAnsi="Calibri Light"/>
-              </w:rPr>
-              <w:t>Student</w:t>
-            </w:r>
-          </w:p>
-        </w:tc>
-        <w:tc>
-          <w:tcPr>
-            <w:tcW w:w="1559" w:type="dxa"/>
-            <w:tcBorders>
-              <w:top w:val="single" w:sz="4" w:space="0" w:color="4D4D4D"/>
-              <w:left w:val="nil"/>
-              <w:bottom w:val="single" w:sz="4" w:space="0" w:color="4D4D4D"/>
-              <w:right w:val="nil"/>
-            </w:tcBorders>
-          </w:tcPr>
-          <w:p>
-            <w:pPr>
-              <w:pStyle w:val="CVRol"/>
-              <w:spacing w:line="240" w:lineRule="auto"/>
-              <w:ind w:left="0"/>
-              <w:rPr>
-                <w:rFonts w:ascii="Calibri Light" w:hAnsi="Calibri Light"/>
-              </w:rPr>
-            </w:pPr>
-            <w:r>
-              <w:rPr>
-                <w:rFonts w:ascii="Calibri Light" w:hAnsi="Calibri Light"/>
-              </w:rPr>
-              <w:t>Digital Arts and Entertainment Howest</w:t>
-            </w:r>
-          </w:p>
-          <w:p>
-            <w:pPr>
-              <w:pStyle w:val="Heading7"/>
-              <w:keepNext w:val="0"/>
-              <w:spacing w:before="180" w:line="240" w:lineRule="auto"/>
-              <w:ind w:left="0" w:right="-91"/>
-              <w:jc w:val="both"/>
-              <w:rPr>
-                <w:rFonts w:ascii="Calibri Light" w:hAnsi="Calibri Light" w:cs="Arial"/>
-                <w:szCs w:val="17"/>
-                <w:lang w:val="en-US"/>
-              </w:rPr>
-            </w:pPr>
-          </w:p>
-        </w:tc>
-        <w:tc>
-          <w:tcPr>
-            <w:tcW w:w="4678" w:type="dxa"/>
-            <w:tcBorders>
-              <w:top w:val="single" w:sz="4" w:space="0" w:color="4D4D4D"/>
-              <w:left w:val="nil"/>
-              <w:bottom w:val="single" w:sz="4" w:space="0" w:color="4D4D4D"/>
-              <w:right w:val="nil"/>
-            </w:tcBorders>
-          </w:tcPr>
-          <w:p>
-            <w:pPr>
-              <w:pStyle w:val="CVTekst"/>
-              <w:spacing w:before="60" w:after="60"/>
-              <w:rPr>
-                <w:rFonts w:ascii="Calibri Light" w:hAnsi="Calibri Light"/>
-                <w:szCs w:val="20"/>
-                <w:lang w:val="en-US"/>
-              </w:rPr>
-            </w:pPr>
-            <w:r>
-              <w:rPr>
-                <w:rFonts w:ascii="Calibri Light" w:hAnsi="Calibri Light"/>
-                <w:szCs w:val="20"/>
-                <w:lang w:val="en-GB"/>
-              </w:rPr>
-              <w:t xml:space="preserve">Developing skills in creating optimized 2D and 3D PBR game assets from blockout to engine implementation, focusing on procedural workflows in Houdini, scripting tools to speed up production, and handling modelling, texturing, lighting and shading in a real-time pipeline, </w:t>
-            </w:r>
-            <w:r>
-              <w:rPr>
-                <w:rFonts w:ascii="Calibri Light" w:hAnsi="Calibri Light"/>
-                <w:szCs w:val="20"/>
-                <w:lang w:val="en-GB"/>
-              </w:rPr>
-              <w:lastRenderedPageBreak/>
-              <w:t>while balancing visual quality with performance targets and collaborating in team-based game projects.</w:t>
+              <w:t xml:space="preserve"> to engine implementation, focusing on procedural workflows in Houdini, scripting tools to speed up production, and handling modelling, texturing, lighting and shading in a real-time pipeline, while balancing visual quality with performance targets and collaborating in team-based game projects.</w:t>
             </w:r>
           </w:p>
         </w:tc>
